--- a/docs/manuals/manual-data-steward.docx
+++ b/docs/manuals/manual-data-steward.docx
@@ -60,9 +60,214 @@
         </w:p>
       </w:sdtContent>
     </w:sdt>
-    <w:p>
-      <w:pPr>
-        <w:pStyle w:val="FirstParagraph"/>
+    <w:tbl>
+      <w:tblPr>
+        <w:tblStyle w:val="Table"/>
+        <w:tblW w:type="pct" w:w="5000"/>
+        <w:tblLook w:firstRow="1" w:lastRow="0" w:firstColumn="0" w:lastColumn="0" w:noHBand="0" w:noVBand="0" w:val="0020"/>
+        <w:jc w:val="start"/>
+      </w:tblPr>
+      <w:tblGrid>
+        <w:gridCol w:w="1584"/>
+        <w:gridCol w:w="1584"/>
+        <w:gridCol w:w="1584"/>
+        <w:gridCol w:w="1584"/>
+        <w:gridCol w:w="1584"/>
+      </w:tblGrid>
+      <w:tr>
+        <w:trPr>
+          <w:tblHeader w:val="true"/>
+          <w:tblHeader w:val="true"/>
+        </w:trPr>
+        <w:tc>
+          <w:tcPr>
+            <w:shd w:val="clear" w:color="auto" w:fill="213368"/>
+          </w:tcPr>
+          <w:p>
+            <w:pPr>
+              <w:pStyle w:val="Compact"/>
+              <w:spacing w:before="20" w:after="20"/>
+              <w:jc w:val="left"/>
+            </w:pPr>
+            <w:r>
+              <w:rPr>
+                <w:b/>
+                <w:color w:val="FFFFFF"/>
+                <w:sz w:val="17"/>
+              </w:rPr>
+              <w:t xml:space="preserve">Document</w:t>
+            </w:r>
+          </w:p>
+        </w:tc>
+        <w:tc>
+          <w:tcPr>
+            <w:shd w:val="clear" w:color="auto" w:fill="213368"/>
+          </w:tcPr>
+          <w:p>
+            <w:pPr>
+              <w:pStyle w:val="Compact"/>
+              <w:spacing w:before="20" w:after="20"/>
+              <w:jc w:val="left"/>
+            </w:pPr>
+            <w:r>
+              <w:rPr>
+                <w:b/>
+                <w:color w:val="FFFFFF"/>
+                <w:sz w:val="17"/>
+              </w:rPr>
+              <w:t xml:space="preserve">Version</w:t>
+            </w:r>
+          </w:p>
+        </w:tc>
+        <w:tc>
+          <w:tcPr>
+            <w:shd w:val="clear" w:color="auto" w:fill="213368"/>
+          </w:tcPr>
+          <w:p>
+            <w:pPr>
+              <w:pStyle w:val="Compact"/>
+              <w:spacing w:before="20" w:after="20"/>
+              <w:jc w:val="left"/>
+            </w:pPr>
+            <w:r>
+              <w:rPr>
+                <w:b/>
+                <w:color w:val="FFFFFF"/>
+                <w:sz w:val="17"/>
+              </w:rPr>
+              <w:t xml:space="preserve">Date</w:t>
+            </w:r>
+          </w:p>
+        </w:tc>
+        <w:tc>
+          <w:tcPr>
+            <w:shd w:val="clear" w:color="auto" w:fill="213368"/>
+          </w:tcPr>
+          <w:p>
+            <w:pPr>
+              <w:pStyle w:val="Compact"/>
+              <w:spacing w:before="20" w:after="20"/>
+              <w:jc w:val="left"/>
+            </w:pPr>
+            <w:r>
+              <w:rPr>
+                <w:b/>
+                <w:color w:val="FFFFFF"/>
+                <w:sz w:val="17"/>
+              </w:rPr>
+              <w:t xml:space="preserve">Owner</w:t>
+            </w:r>
+          </w:p>
+        </w:tc>
+        <w:tc>
+          <w:tcPr>
+            <w:shd w:val="clear" w:color="auto" w:fill="213368"/>
+          </w:tcPr>
+          <w:p>
+            <w:pPr>
+              <w:pStyle w:val="Compact"/>
+              <w:spacing w:before="20" w:after="20"/>
+              <w:jc w:val="left"/>
+            </w:pPr>
+            <w:r>
+              <w:rPr>
+                <w:b/>
+                <w:color w:val="FFFFFF"/>
+                <w:sz w:val="17"/>
+              </w:rPr>
+              <w:t xml:space="preserve">Status</w:t>
+            </w:r>
+          </w:p>
+        </w:tc>
+      </w:tr>
+      <w:tr>
+        <w:tc>
+          <w:tcPr/>
+          <w:p>
+            <w:pPr>
+              <w:pStyle w:val="Compact"/>
+              <w:spacing w:before="20" w:after="20"/>
+              <w:jc w:val="left"/>
+            </w:pPr>
+            <w:r>
+              <w:rPr>
+                <w:sz w:val="17"/>
+              </w:rPr>
+              <w:t xml:space="preserve">Data Steward Manual</w:t>
+            </w:r>
+          </w:p>
+        </w:tc>
+        <w:tc>
+          <w:tcPr>
+            <w:noWrap/>
+          </w:tcPr>
+          <w:p>
+            <w:pPr>
+              <w:pStyle w:val="Compact"/>
+              <w:spacing w:before="20" w:after="20"/>
+              <w:jc w:val="left"/>
+            </w:pPr>
+            <w:r>
+              <w:rPr>
+                <w:sz w:val="17"/>
+              </w:rPr>
+              <w:t xml:space="preserve">1.0</w:t>
+            </w:r>
+          </w:p>
+        </w:tc>
+        <w:tc>
+          <w:tcPr/>
+          <w:p>
+            <w:pPr>
+              <w:pStyle w:val="Compact"/>
+              <w:spacing w:before="20" w:after="20"/>
+              <w:jc w:val="left"/>
+            </w:pPr>
+            <w:r>
+              <w:rPr>
+                <w:sz w:val="17"/>
+              </w:rPr>
+              <w:t xml:space="preserve">07 October 2026</w:t>
+            </w:r>
+          </w:p>
+        </w:tc>
+        <w:tc>
+          <w:tcPr/>
+          <w:p>
+            <w:pPr>
+              <w:pStyle w:val="Compact"/>
+              <w:spacing w:before="20" w:after="20"/>
+              <w:jc w:val="left"/>
+            </w:pPr>
+            <w:r>
+              <w:rPr>
+                <w:sz w:val="17"/>
+              </w:rPr>
+              <w:t xml:space="preserve">iorta TechNXT — Business Analysis and UX</w:t>
+            </w:r>
+          </w:p>
+        </w:tc>
+        <w:tc>
+          <w:tcPr/>
+          <w:p>
+            <w:pPr>
+              <w:pStyle w:val="Compact"/>
+              <w:spacing w:before="20" w:after="20"/>
+              <w:jc w:val="left"/>
+            </w:pPr>
+            <w:r>
+              <w:rPr>
+                <w:sz w:val="17"/>
+              </w:rPr>
+              <w:t xml:space="preserve">Issued for submission</w:t>
+            </w:r>
+          </w:p>
+        </w:tc>
+      </w:tr>
+    </w:tbl>
+    <w:p>
+      <w:pPr>
+        <w:pStyle w:val="BodyText"/>
       </w:pPr>
       <w:r>
         <w:rPr>
@@ -628,17 +833,46 @@
         <w:t xml:space="preserve"> </w:t>
       </w:r>
       <w:r>
-        <w:t xml:space="preserve">open issues with</w:t>
-      </w:r>
-      <w:r>
-        <w:t xml:space="preserve"> </w:t>
-      </w:r>
-      <w:r>
-        <w:rPr>
-          <w:bCs/>
-          <w:b/>
-        </w:rPr>
-        <w:t xml:space="preserve">Type</w:t>
+        <w:t xml:space="preserve">a button per issue type with its count (and</w:t>
+      </w:r>
+      <w:r>
+        <w:t xml:space="preserve"> </w:t>
+      </w:r>
+      <w:r>
+        <w:rPr>
+          <w:bCs/>
+          <w:b/>
+        </w:rPr>
+        <w:t xml:space="preserve">All</w:t>
+      </w:r>
+      <w:r>
+        <w:t xml:space="preserve">), then the open issues with</w:t>
+      </w:r>
+      <w:r>
+        <w:t xml:space="preserve"> </w:t>
+      </w:r>
+      <w:r>
+        <w:rPr>
+          <w:bCs/>
+          <w:b/>
+        </w:rPr>
+        <w:t xml:space="preserve">Issue</w:t>
+      </w:r>
+      <w:r>
+        <w:t xml:space="preserve"> </w:t>
+      </w:r>
+      <w:r>
+        <w:t xml:space="preserve">(type),</w:t>
+      </w:r>
+      <w:r>
+        <w:t xml:space="preserve"> </w:t>
+      </w:r>
+      <w:r>
+        <w:rPr>
+          <w:bCs/>
+          <w:b/>
+        </w:rPr>
+        <w:t xml:space="preserve">Customer</w:t>
       </w:r>
       <w:r>
         <w:t xml:space="preserve">,</w:t>
@@ -651,23 +885,13 @@
           <w:bCs/>
           <w:b/>
         </w:rPr>
-        <w:t xml:space="preserve">Customer</w:t>
-      </w:r>
-      <w:r>
-        <w:t xml:space="preserve">,</w:t>
-      </w:r>
-      <w:r>
-        <w:t xml:space="preserve"> </w:t>
-      </w:r>
-      <w:r>
-        <w:rPr>
-          <w:bCs/>
-          <w:b/>
-        </w:rPr>
         <w:t xml:space="preserve">Source</w:t>
       </w:r>
       <w:r>
-        <w:t xml:space="preserve">,</w:t>
+        <w:t xml:space="preserve"> </w:t>
+      </w:r>
+      <w:r>
+        <w:t xml:space="preserve">(or batch),</w:t>
       </w:r>
       <w:r>
         <w:t xml:space="preserve"> </w:t>
@@ -683,17 +907,17 @@
         <w:t xml:space="preserve"> </w:t>
       </w:r>
       <w:r>
-        <w:t xml:space="preserve">time and batch, plus counts</w:t>
-      </w:r>
-      <w:r>
-        <w:t xml:space="preserve"> </w:t>
-      </w:r>
-      <w:r>
-        <w:rPr>
-          <w:bCs/>
-          <w:b/>
-        </w:rPr>
-        <w:t xml:space="preserve">by type</w:t>
+        <w:t xml:space="preserve">and</w:t>
+      </w:r>
+      <w:r>
+        <w:t xml:space="preserve"> </w:t>
+      </w:r>
+      <w:r>
+        <w:rPr>
+          <w:bCs/>
+          <w:b/>
+        </w:rPr>
+        <w:t xml:space="preserve">Resolve</w:t>
       </w:r>
       <w:r>
         <w:t xml:space="preserve">.</w:t>
@@ -723,12 +947,14 @@
           <w:p>
             <w:pPr>
               <w:pStyle w:val="Compact"/>
+              <w:spacing w:before="20" w:after="20"/>
               <w:jc w:val="left"/>
             </w:pPr>
             <w:r>
               <w:rPr>
                 <w:b/>
                 <w:color w:val="FFFFFF"/>
+                <w:sz w:val="18"/>
               </w:rPr>
               <w:t xml:space="preserve">Issue type</w:t>
             </w:r>
@@ -741,12 +967,14 @@
           <w:p>
             <w:pPr>
               <w:pStyle w:val="Compact"/>
+              <w:spacing w:before="20" w:after="20"/>
               <w:jc w:val="left"/>
             </w:pPr>
             <w:r>
               <w:rPr>
                 <w:b/>
                 <w:color w:val="FFFFFF"/>
+                <w:sz w:val="18"/>
               </w:rPr>
               <w:t xml:space="preserve">Raised when</w:t>
             </w:r>
@@ -759,12 +987,14 @@
           <w:p>
             <w:pPr>
               <w:pStyle w:val="Compact"/>
+              <w:spacing w:before="20" w:after="20"/>
               <w:jc w:val="left"/>
             </w:pPr>
             <w:r>
               <w:rPr>
                 <w:b/>
                 <w:color w:val="FFFFFF"/>
+                <w:sz w:val="18"/>
               </w:rPr>
               <w:t xml:space="preserve">Typical resolution</w:t>
             </w:r>
@@ -773,17 +1003,37 @@
       </w:tr>
       <w:tr>
         <w:tc>
+          <w:tcPr>
+            <w:noWrap/>
+          </w:tcPr>
+          <w:p>
+            <w:pPr>
+              <w:pStyle w:val="Compact"/>
+              <w:spacing w:before="20" w:after="20"/>
+              <w:jc w:val="left"/>
+            </w:pPr>
+            <w:r>
+              <w:rPr>
+                <w:rStyle w:val="VerbatimChar"/>
+                <w:sz w:val="18"/>
+              </w:rPr>
+              <w:t xml:space="preserve">invalid_plate</w:t>
+            </w:r>
+          </w:p>
+        </w:tc>
+        <w:tc>
           <w:tcPr/>
           <w:p>
             <w:pPr>
               <w:pStyle w:val="Compact"/>
-              <w:jc w:val="left"/>
-            </w:pPr>
-            <w:r>
-              <w:rPr>
-                <w:rStyle w:val="VerbatimChar"/>
-              </w:rPr>
-              <w:t xml:space="preserve">invalid_plate</w:t>
+              <w:spacing w:before="20" w:after="20"/>
+              <w:jc w:val="left"/>
+            </w:pPr>
+            <w:r>
+              <w:rPr>
+                <w:sz w:val="18"/>
+              </w:rPr>
+              <w:t xml:space="preserve">A source record's plate cannot be normalised (format or unknown province code)</w:t>
             </w:r>
           </w:p>
         </w:tc>
@@ -792,21 +1042,13 @@
           <w:p>
             <w:pPr>
               <w:pStyle w:val="Compact"/>
-              <w:jc w:val="left"/>
-            </w:pPr>
-            <w:r>
-              <w:t xml:space="preserve">A source record's plate cannot be normalised (format or unknown province code)</w:t>
-            </w:r>
-          </w:p>
-        </w:tc>
-        <w:tc>
-          <w:tcPr/>
-          <w:p>
-            <w:pPr>
-              <w:pStyle w:val="Compact"/>
-              <w:jc w:val="left"/>
-            </w:pPr>
-            <w:r>
+              <w:spacing w:before="20" w:after="20"/>
+              <w:jc w:val="left"/>
+            </w:pPr>
+            <w:r>
+              <w:rPr>
+                <w:sz w:val="18"/>
+              </w:rPr>
               <w:t xml:space="preserve">Correct it at source, or reject the record. Resolve with a note.</w:t>
             </w:r>
           </w:p>
@@ -814,17 +1056,37 @@
       </w:tr>
       <w:tr>
         <w:tc>
+          <w:tcPr>
+            <w:noWrap/>
+          </w:tcPr>
+          <w:p>
+            <w:pPr>
+              <w:pStyle w:val="Compact"/>
+              <w:spacing w:before="20" w:after="20"/>
+              <w:jc w:val="left"/>
+            </w:pPr>
+            <w:r>
+              <w:rPr>
+                <w:rStyle w:val="VerbatimChar"/>
+                <w:sz w:val="18"/>
+              </w:rPr>
+              <w:t xml:space="preserve">wrong_person</w:t>
+            </w:r>
+          </w:p>
+        </w:tc>
+        <w:tc>
           <w:tcPr/>
           <w:p>
             <w:pPr>
               <w:pStyle w:val="Compact"/>
-              <w:jc w:val="left"/>
-            </w:pPr>
-            <w:r>
-              <w:rPr>
-                <w:rStyle w:val="VerbatimChar"/>
-              </w:rPr>
-              <w:t xml:space="preserve">wrong_person</w:t>
+              <w:spacing w:before="20" w:after="20"/>
+              <w:jc w:val="left"/>
+            </w:pPr>
+            <w:r>
+              <w:rPr>
+                <w:sz w:val="18"/>
+              </w:rPr>
+              <w:t xml:space="preserve">The voice bot reached someone who says it's not their car or number</w:t>
             </w:r>
           </w:p>
         </w:tc>
@@ -833,21 +1095,13 @@
           <w:p>
             <w:pPr>
               <w:pStyle w:val="Compact"/>
-              <w:jc w:val="left"/>
-            </w:pPr>
-            <w:r>
-              <w:t xml:space="preserve">The voice bot reached someone who says it's not their car or number</w:t>
-            </w:r>
-          </w:p>
-        </w:tc>
-        <w:tc>
-          <w:tcPr/>
-          <w:p>
-            <w:pPr>
-              <w:pStyle w:val="Compact"/>
-              <w:jc w:val="left"/>
-            </w:pPr>
-            <w:r>
+              <w:spacing w:before="20" w:after="20"/>
+              <w:jc w:val="left"/>
+            </w:pPr>
+            <w:r>
+              <w:rPr>
+                <w:sz w:val="18"/>
+              </w:rPr>
               <w:t xml:space="preserve">Check the phone. Remove or replace it from a better source. Resolve.</w:t>
             </w:r>
           </w:p>
@@ -855,17 +1109,37 @@
       </w:tr>
       <w:tr>
         <w:tc>
+          <w:tcPr>
+            <w:noWrap/>
+          </w:tcPr>
+          <w:p>
+            <w:pPr>
+              <w:pStyle w:val="Compact"/>
+              <w:spacing w:before="20" w:after="20"/>
+              <w:jc w:val="left"/>
+            </w:pPr>
+            <w:r>
+              <w:rPr>
+                <w:rStyle w:val="VerbatimChar"/>
+                <w:sz w:val="18"/>
+              </w:rPr>
+              <w:t xml:space="preserve">plate_mismatch</w:t>
+            </w:r>
+          </w:p>
+        </w:tc>
+        <w:tc>
           <w:tcPr/>
           <w:p>
             <w:pPr>
               <w:pStyle w:val="Compact"/>
-              <w:jc w:val="left"/>
-            </w:pPr>
-            <w:r>
-              <w:rPr>
-                <w:rStyle w:val="VerbatimChar"/>
-              </w:rPr>
-              <w:t xml:space="preserve">plate_mismatch</w:t>
+              <w:spacing w:before="20" w:after="20"/>
+              <w:jc w:val="left"/>
+            </w:pPr>
+            <w:r>
+              <w:rPr>
+                <w:sz w:val="18"/>
+              </w:rPr>
+              <w:t xml:space="preserve">The person on the call gave a different plate</w:t>
             </w:r>
           </w:p>
         </w:tc>
@@ -874,21 +1148,13 @@
           <w:p>
             <w:pPr>
               <w:pStyle w:val="Compact"/>
-              <w:jc w:val="left"/>
-            </w:pPr>
-            <w:r>
-              <w:t xml:space="preserve">The person on the call gave a different plate</w:t>
-            </w:r>
-          </w:p>
-        </w:tc>
-        <w:tc>
-          <w:tcPr/>
-          <w:p>
-            <w:pPr>
-              <w:pStyle w:val="Compact"/>
-              <w:jc w:val="left"/>
-            </w:pPr>
-            <w:r>
+              <w:spacing w:before="20" w:after="20"/>
+              <w:jc w:val="left"/>
+            </w:pPr>
+            <w:r>
+              <w:rPr>
+                <w:sz w:val="18"/>
+              </w:rPr>
               <w:t xml:space="preserve">Check for a sold vehicle, a transfer or a wrong phone link. Resolve.</w:t>
             </w:r>
           </w:p>
@@ -900,26 +1166,38 @@
           <w:p>
             <w:pPr>
               <w:pStyle w:val="Compact"/>
+              <w:spacing w:before="20" w:after="20"/>
               <w:jc w:val="left"/>
             </w:pPr>
             <w:r>
               <w:rPr>
                 <w:rStyle w:val="VerbatimChar"/>
+                <w:sz w:val="18"/>
               </w:rPr>
               <w:t xml:space="preserve">phone</w:t>
             </w:r>
             <w:r>
+              <w:rPr>
+                <w:sz w:val="18"/>
+              </w:rPr>
               <w:t xml:space="preserve"> </w:t>
             </w:r>
             <w:r>
+              <w:rPr>
+                <w:sz w:val="18"/>
+              </w:rPr>
               <w:t xml:space="preserve">/</w:t>
             </w:r>
             <w:r>
+              <w:rPr>
+                <w:sz w:val="18"/>
+              </w:rPr>
               <w:t xml:space="preserve"> </w:t>
             </w:r>
             <w:r>
               <w:rPr>
                 <w:rStyle w:val="VerbatimChar"/>
+                <w:sz w:val="18"/>
               </w:rPr>
               <w:t xml:space="preserve">name</w:t>
             </w:r>
@@ -930,9 +1208,13 @@
           <w:p>
             <w:pPr>
               <w:pStyle w:val="Compact"/>
-              <w:jc w:val="left"/>
-            </w:pPr>
-            <w:r>
+              <w:spacing w:before="20" w:after="20"/>
+              <w:jc w:val="left"/>
+            </w:pPr>
+            <w:r>
+              <w:rPr>
+                <w:sz w:val="18"/>
+              </w:rPr>
               <w:t xml:space="preserve">No phone number or name in any source</w:t>
             </w:r>
           </w:p>
@@ -942,9 +1224,13 @@
           <w:p>
             <w:pPr>
               <w:pStyle w:val="Compact"/>
-              <w:jc w:val="left"/>
-            </w:pPr>
-            <w:r>
+              <w:spacing w:before="20" w:after="20"/>
+              <w:jc w:val="left"/>
+            </w:pPr>
+            <w:r>
+              <w:rPr>
+                <w:sz w:val="18"/>
+              </w:rPr>
               <w:t xml:space="preserve">Enrich from a trusted source (VETC account update, partner file), or leave it to journeys (app push needs no phone)</w:t>
             </w:r>
           </w:p>
@@ -952,55 +1238,77 @@
       </w:tr>
       <w:tr>
         <w:tc>
+          <w:tcPr>
+            <w:noWrap/>
+          </w:tcPr>
+          <w:p>
+            <w:pPr>
+              <w:pStyle w:val="Compact"/>
+              <w:spacing w:before="20" w:after="20"/>
+              <w:jc w:val="left"/>
+            </w:pPr>
+            <w:r>
+              <w:rPr>
+                <w:rStyle w:val="VerbatimChar"/>
+                <w:sz w:val="18"/>
+              </w:rPr>
+              <w:t xml:space="preserve">reliable_expiry</w:t>
+            </w:r>
+          </w:p>
+        </w:tc>
+        <w:tc>
           <w:tcPr/>
           <w:p>
             <w:pPr>
               <w:pStyle w:val="Compact"/>
-              <w:jc w:val="left"/>
-            </w:pPr>
+              <w:spacing w:before="20" w:after="20"/>
+              <w:jc w:val="left"/>
+            </w:pPr>
+            <w:r>
+              <w:rPr>
+                <w:sz w:val="18"/>
+              </w:rPr>
+              <w:t xml:space="preserve">Expiry confidence below the usable threshold (0.5)</w:t>
+            </w:r>
+          </w:p>
+        </w:tc>
+        <w:tc>
+          <w:tcPr/>
+          <w:p>
+            <w:pPr>
+              <w:pStyle w:val="Compact"/>
+              <w:spacing w:before="20" w:after="20"/>
+              <w:jc w:val="left"/>
+            </w:pPr>
+            <w:r>
+              <w:rPr>
+                <w:sz w:val="18"/>
+              </w:rPr>
+              <w:t xml:space="preserve">Correct with evidence (section 3), or let the</w:t>
+            </w:r>
+            <w:r>
+              <w:rPr>
+                <w:sz w:val="18"/>
+              </w:rPr>
+              <w:t xml:space="preserve"> </w:t>
+            </w:r>
             <w:r>
               <w:rPr>
                 <w:rStyle w:val="VerbatimChar"/>
-              </w:rPr>
-              <w:t xml:space="preserve">reliable_expiry</w:t>
-            </w:r>
-          </w:p>
-        </w:tc>
-        <w:tc>
-          <w:tcPr/>
-          <w:p>
-            <w:pPr>
-              <w:pStyle w:val="Compact"/>
-              <w:jc w:val="left"/>
-            </w:pPr>
-            <w:r>
-              <w:t xml:space="preserve">Expiry confidence below the usable threshold (0.5)</w:t>
-            </w:r>
-          </w:p>
-        </w:tc>
-        <w:tc>
-          <w:tcPr/>
-          <w:p>
-            <w:pPr>
-              <w:pStyle w:val="Compact"/>
-              <w:jc w:val="left"/>
-            </w:pPr>
-            <w:r>
-              <w:t xml:space="preserve">Correct with evidence (section 3), or let the</w:t>
-            </w:r>
-            <w:r>
+                <w:sz w:val="18"/>
+              </w:rPr>
+              <w:t xml:space="preserve">verify_expiry</w:t>
+            </w:r>
+            <w:r>
+              <w:rPr>
+                <w:sz w:val="18"/>
+              </w:rPr>
               <w:t xml:space="preserve"> </w:t>
             </w:r>
             <w:r>
               <w:rPr>
-                <w:rStyle w:val="VerbatimChar"/>
-              </w:rPr>
-              <w:t xml:space="preserve">verify_expiry</w:t>
-            </w:r>
-            <w:r>
-              <w:t xml:space="preserve"> </w:t>
-            </w:r>
-            <w:r>
+                <w:sz w:val="18"/>
+              </w:rPr>
               <w:t xml:space="preserve">journey step ask the customer</w:t>
             </w:r>
           </w:p>
@@ -1008,17 +1316,37 @@
       </w:tr>
       <w:tr>
         <w:tc>
+          <w:tcPr>
+            <w:noWrap/>
+          </w:tcPr>
+          <w:p>
+            <w:pPr>
+              <w:pStyle w:val="Compact"/>
+              <w:spacing w:before="20" w:after="20"/>
+              <w:jc w:val="left"/>
+            </w:pPr>
+            <w:r>
+              <w:rPr>
+                <w:rStyle w:val="VerbatimChar"/>
+                <w:sz w:val="18"/>
+              </w:rPr>
+              <w:t xml:space="preserve">vehicle_category</w:t>
+            </w:r>
+          </w:p>
+        </w:tc>
+        <w:tc>
           <w:tcPr/>
           <w:p>
             <w:pPr>
               <w:pStyle w:val="Compact"/>
-              <w:jc w:val="left"/>
-            </w:pPr>
-            <w:r>
-              <w:rPr>
-                <w:rStyle w:val="VerbatimChar"/>
-              </w:rPr>
-              <w:t xml:space="preserve">vehicle_category</w:t>
+              <w:spacing w:before="20" w:after="20"/>
+              <w:jc w:val="left"/>
+            </w:pPr>
+            <w:r>
+              <w:rPr>
+                <w:sz w:val="18"/>
+              </w:rPr>
+              <w:t xml:space="preserve">Category confidence below 0.6, so the premium may be wrong</w:t>
             </w:r>
           </w:p>
         </w:tc>
@@ -1027,21 +1355,13 @@
           <w:p>
             <w:pPr>
               <w:pStyle w:val="Compact"/>
-              <w:jc w:val="left"/>
-            </w:pPr>
-            <w:r>
-              <w:t xml:space="preserve">Category confidence below 0.6, so the premium may be wrong</w:t>
-            </w:r>
-          </w:p>
-        </w:tc>
-        <w:tc>
-          <w:tcPr/>
-          <w:p>
-            <w:pPr>
-              <w:pStyle w:val="Compact"/>
-              <w:jc w:val="left"/>
-            </w:pPr>
-            <w:r>
+              <w:spacing w:before="20" w:after="20"/>
+              <w:jc w:val="left"/>
+            </w:pPr>
+            <w:r>
+              <w:rPr>
+                <w:sz w:val="18"/>
+              </w:rPr>
               <w:t xml:space="preserve">Confirm seats and use from a reliable source and re-ingest. Ask underwriting if unsure.</w:t>
             </w:r>
           </w:p>
@@ -1049,17 +1369,37 @@
       </w:tr>
       <w:tr>
         <w:tc>
+          <w:tcPr>
+            <w:noWrap/>
+          </w:tcPr>
+          <w:p>
+            <w:pPr>
+              <w:pStyle w:val="Compact"/>
+              <w:spacing w:before="20" w:after="20"/>
+              <w:jc w:val="left"/>
+            </w:pPr>
+            <w:r>
+              <w:rPr>
+                <w:rStyle w:val="VerbatimChar"/>
+                <w:sz w:val="18"/>
+              </w:rPr>
+              <w:t xml:space="preserve">current_insurer</w:t>
+            </w:r>
+          </w:p>
+        </w:tc>
+        <w:tc>
           <w:tcPr/>
           <w:p>
             <w:pPr>
               <w:pStyle w:val="Compact"/>
-              <w:jc w:val="left"/>
-            </w:pPr>
-            <w:r>
-              <w:rPr>
-                <w:rStyle w:val="VerbatimChar"/>
-              </w:rPr>
-              <w:t xml:space="preserve">current_insurer</w:t>
+              <w:spacing w:before="20" w:after="20"/>
+              <w:jc w:val="left"/>
+            </w:pPr>
+            <w:r>
+              <w:rPr>
+                <w:sz w:val="18"/>
+              </w:rPr>
+              <w:t xml:space="preserve">Current insurer unknown</w:t>
             </w:r>
           </w:p>
         </w:tc>
@@ -1068,21 +1408,13 @@
           <w:p>
             <w:pPr>
               <w:pStyle w:val="Compact"/>
-              <w:jc w:val="left"/>
-            </w:pPr>
-            <w:r>
-              <w:t xml:space="preserve">Current insurer unknown</w:t>
-            </w:r>
-          </w:p>
-        </w:tc>
-        <w:tc>
-          <w:tcPr/>
-          <w:p>
-            <w:pPr>
-              <w:pStyle w:val="Compact"/>
-              <w:jc w:val="left"/>
-            </w:pPr>
-            <w:r>
+              <w:spacing w:before="20" w:after="20"/>
+              <w:jc w:val="left"/>
+            </w:pPr>
+            <w:r>
+              <w:rPr>
+                <w:sz w:val="18"/>
+              </w:rPr>
               <w:t xml:space="preserve">Usually resolved by customer or voice bot confirmation. Correct when evidence exists.</w:t>
             </w:r>
           </w:p>
@@ -1094,11 +1426,13 @@
           <w:p>
             <w:pPr>
               <w:pStyle w:val="Compact"/>
+              <w:spacing w:before="20" w:after="20"/>
               <w:jc w:val="left"/>
             </w:pPr>
             <w:r>
               <w:rPr>
                 <w:rStyle w:val="VerbatimChar"/>
+                <w:sz w:val="18"/>
               </w:rPr>
               <w:t xml:space="preserve">conflicting_phone</w:t>
             </w:r>
@@ -1109,9 +1443,13 @@
           <w:p>
             <w:pPr>
               <w:pStyle w:val="Compact"/>
-              <w:jc w:val="left"/>
-            </w:pPr>
-            <w:r>
+              <w:spacing w:before="20" w:after="20"/>
+              <w:jc w:val="left"/>
+            </w:pPr>
+            <w:r>
+              <w:rPr>
+                <w:sz w:val="18"/>
+              </w:rPr>
               <w:t xml:space="preserve">Sources disagree on the phone number</w:t>
             </w:r>
           </w:p>
@@ -1121,9 +1459,13 @@
           <w:p>
             <w:pPr>
               <w:pStyle w:val="Compact"/>
-              <w:jc w:val="left"/>
-            </w:pPr>
-            <w:r>
+              <w:spacing w:before="20" w:after="20"/>
+              <w:jc w:val="left"/>
+            </w:pPr>
+            <w:r>
+              <w:rPr>
+                <w:sz w:val="18"/>
+              </w:rPr>
               <w:t xml:space="preserve">Check lineage and keep the most trusted. Remove numbers known to be wrong at source.</w:t>
             </w:r>
           </w:p>
@@ -1139,23 +1481,7 @@
         <w:pStyle w:val="Compact"/>
       </w:pPr>
       <w:r>
-        <w:t xml:space="preserve">Filter by</w:t>
-      </w:r>
-      <w:r>
-        <w:t xml:space="preserve"> </w:t>
-      </w:r>
-      <w:r>
-        <w:rPr>
-          <w:bCs/>
-          <w:b/>
-        </w:rPr>
-        <w:t xml:space="preserve">Type</w:t>
-      </w:r>
-      <w:r>
-        <w:t xml:space="preserve"> </w:t>
-      </w:r>
-      <w:r>
-        <w:t xml:space="preserve">and work the highest volumes first. Issues tied to hot leads (open the customer to see the tier) come before the rest.</w:t>
+        <w:t xml:space="preserve">Select a type button to filter, and work the highest volumes first. Issues tied to hot leads (open the customer to see the tier) come before the rest.</w:t>
       </w:r>
     </w:p>
     <w:bookmarkStart w:id="22" w:name="X57123d95ebd997eab9416645433133dc56a1b3b"/>
@@ -1176,23 +1502,23 @@
         <w:pStyle w:val="Compact"/>
       </w:pPr>
       <w:r>
-        <w:t xml:space="preserve">Select the issue, then</w:t>
-      </w:r>
-      <w:r>
-        <w:t xml:space="preserve"> </w:t>
-      </w:r>
-      <w:r>
-        <w:rPr>
-          <w:bCs/>
-          <w:b/>
-        </w:rPr>
-        <w:t xml:space="preserve">Open</w:t>
-      </w:r>
-      <w:r>
-        <w:t xml:space="preserve"> </w:t>
-      </w:r>
-      <w:r>
-        <w:t xml:space="preserve">the customer if needed (Customer 360).</w:t>
+        <w:t xml:space="preserve">Select the customer ID in the</w:t>
+      </w:r>
+      <w:r>
+        <w:t xml:space="preserve"> </w:t>
+      </w:r>
+      <w:r>
+        <w:rPr>
+          <w:bCs/>
+          <w:b/>
+        </w:rPr>
+        <w:t xml:space="preserve">Customer</w:t>
+      </w:r>
+      <w:r>
+        <w:t xml:space="preserve"> </w:t>
+      </w:r>
+      <w:r>
+        <w:t xml:space="preserve">column to open Customer 360, if needed.</w:t>
       </w:r>
     </w:p>
     <w:p>
@@ -1216,7 +1542,36 @@
         <w:pStyle w:val="Compact"/>
       </w:pPr>
       <w:r>
-        <w:t xml:space="preserve">Back on the issue, enter a</w:t>
+        <w:t xml:space="preserve">Back on</w:t>
+      </w:r>
+      <w:r>
+        <w:t xml:space="preserve"> </w:t>
+      </w:r>
+      <w:r>
+        <w:rPr>
+          <w:bCs/>
+          <w:b/>
+        </w:rPr>
+        <w:t xml:space="preserve">Data quality</w:t>
+      </w:r>
+      <w:r>
+        <w:t xml:space="preserve">, select</w:t>
+      </w:r>
+      <w:r>
+        <w:t xml:space="preserve"> </w:t>
+      </w:r>
+      <w:r>
+        <w:rPr>
+          <w:bCs/>
+          <w:b/>
+        </w:rPr>
+        <w:t xml:space="preserve">Resolve</w:t>
+      </w:r>
+      <w:r>
+        <w:t xml:space="preserve"> </w:t>
+      </w:r>
+      <w:r>
+        <w:t xml:space="preserve">on the issue and enter a</w:t>
       </w:r>
       <w:r>
         <w:t xml:space="preserve"> </w:t>
@@ -1237,31 +1592,6 @@
     </w:p>
     <w:p>
       <w:pPr>
-        <w:numPr>
-          <w:ilvl w:val="0"/>
-          <w:numId w:val="1004"/>
-        </w:numPr>
-        <w:pStyle w:val="Compact"/>
-      </w:pPr>
-      <w:r>
-        <w:t xml:space="preserve">Select</w:t>
-      </w:r>
-      <w:r>
-        <w:t xml:space="preserve"> </w:t>
-      </w:r>
-      <w:r>
-        <w:rPr>
-          <w:bCs/>
-          <w:b/>
-        </w:rPr>
-        <w:t xml:space="preserve">Resolve</w:t>
-      </w:r>
-      <w:r>
-        <w:t xml:space="preserve">.</w:t>
-      </w:r>
-    </w:p>
-    <w:p>
-      <w:pPr>
         <w:pStyle w:val="FirstParagraph"/>
       </w:pPr>
       <w:r>
@@ -1275,23 +1605,7 @@
         <w:t xml:space="preserve"> </w:t>
       </w:r>
       <w:r>
-        <w:t xml:space="preserve">the issue disappears from the open list (filter</w:t>
-      </w:r>
-      <w:r>
-        <w:t xml:space="preserve"> </w:t>
-      </w:r>
-      <w:r>
-        <w:rPr>
-          <w:bCs/>
-          <w:b/>
-        </w:rPr>
-        <w:t xml:space="preserve">Resolved</w:t>
-      </w:r>
-      <w:r>
-        <w:t xml:space="preserve"> </w:t>
-      </w:r>
-      <w:r>
-        <w:t xml:space="preserve">to see it). It is audited as</w:t>
+        <w:t xml:space="preserve">the toast "Resolved", and the issue disappears from the open list. It is audited as</w:t>
       </w:r>
       <w:r>
         <w:t xml:space="preserve"> </w:t>
@@ -1373,10 +1687,42 @@
           <w:bCs/>
           <w:b/>
         </w:rPr>
+        <w:t xml:space="preserve">Golden record</w:t>
+      </w:r>
+      <w:r>
+        <w:t xml:space="preserve">: the fields, including</w:t>
+      </w:r>
+      <w:r>
+        <w:t xml:space="preserve"> </w:t>
+      </w:r>
+      <w:r>
+        <w:rPr>
+          <w:bCs/>
+          <w:b/>
+        </w:rPr>
         <w:t xml:space="preserve">Sources</w:t>
       </w:r>
       <w:r>
-        <w:t xml:space="preserve">: the source systems and record IDs that built this profile;</w:t>
+        <w:t xml:space="preserve"> </w:t>
+      </w:r>
+      <w:r>
+        <w:t xml:space="preserve">(the source systems that built this profile) and</w:t>
+      </w:r>
+      <w:r>
+        <w:t xml:space="preserve"> </w:t>
+      </w:r>
+      <w:r>
+        <w:rPr>
+          <w:bCs/>
+          <w:b/>
+        </w:rPr>
+        <w:t xml:space="preserve">Data quality</w:t>
+      </w:r>
+      <w:r>
+        <w:t xml:space="preserve"> </w:t>
+      </w:r>
+      <w:r>
+        <w:t xml:space="preserve">(score and missing fields);</w:t>
       </w:r>
     </w:p>
     <w:p>
@@ -1407,7 +1753,7 @@
         <w:t xml:space="preserve">policy.expiryDate</w:t>
       </w:r>
       <w:r>
-        <w:t xml:space="preserve">), the source, method, confidence and time;</w:t>
+        <w:t xml:space="preserve">), the source or rule and the confidence;</w:t>
       </w:r>
     </w:p>
     <w:p>
@@ -1426,26 +1772,7 @@
         <w:t xml:space="preserve">Expiry evidence</w:t>
       </w:r>
       <w:r>
-        <w:t xml:space="preserve">: each piece of evidence and its weight;</w:t>
-      </w:r>
-    </w:p>
-    <w:p>
-      <w:pPr>
-        <w:numPr>
-          <w:ilvl w:val="1"/>
-          <w:numId w:val="1006"/>
-        </w:numPr>
-        <w:pStyle w:val="Compact"/>
-      </w:pPr>
-      <w:r>
-        <w:rPr>
-          <w:bCs/>
-          <w:b/>
-        </w:rPr>
-        <w:t xml:space="preserve">Recent batches</w:t>
-      </w:r>
-      <w:r>
-        <w:t xml:space="preserve">: the latest ingestion batches.</w:t>
+        <w:t xml:space="preserve">: each piece of evidence with its date, method and confidence.</w:t>
       </w:r>
     </w:p>
     <w:p>
@@ -1533,7 +1860,23 @@
         <w:pStyle w:val="Compact"/>
       </w:pPr>
       <w:r>
-        <w:t xml:space="preserve">Select</w:t>
+        <w:t xml:space="preserve">Open the</w:t>
+      </w:r>
+      <w:r>
+        <w:t xml:space="preserve"> </w:t>
+      </w:r>
+      <w:r>
+        <w:rPr>
+          <w:bCs/>
+          <w:b/>
+        </w:rPr>
+        <w:t xml:space="preserve">Data &amp; lineage</w:t>
+      </w:r>
+      <w:r>
+        <w:t xml:space="preserve"> </w:t>
+      </w:r>
+      <w:r>
+        <w:t xml:space="preserve">tab and scroll to</w:t>
       </w:r>
       <w:r>
         <w:t xml:space="preserve"> </w:t>
@@ -1577,10 +1920,7 @@
         <w:t xml:space="preserve">New expiry date</w:t>
       </w:r>
       <w:r>
-        <w:t xml:space="preserve"> </w:t>
-      </w:r>
-      <w:r>
-        <w:t xml:space="preserve">(dd/mm/yyyy);</w:t>
+        <w:t xml:space="preserve">;</w:t>
       </w:r>
     </w:p>
     <w:p>
@@ -1709,7 +2049,34 @@
         <w:t xml:space="preserve"> </w:t>
       </w:r>
       <w:r>
-        <w:t xml:space="preserve">with confidence 0.9. The lead is</w:t>
+        <w:t xml:space="preserve">with confidence 0.9 (</w:t>
+      </w:r>
+      <w:r>
+        <w:rPr>
+          <w:rStyle w:val="VerbatimChar"/>
+        </w:rPr>
+        <w:t xml:space="preserve">stewardCorrectionConfidence</w:t>
+      </w:r>
+      <w:r>
+        <w:t xml:space="preserve"> </w:t>
+      </w:r>
+      <w:r>
+        <w:t xml:space="preserve">in the</w:t>
+      </w:r>
+      <w:r>
+        <w:t xml:space="preserve"> </w:t>
+      </w:r>
+      <w:r>
+        <w:rPr>
+          <w:rStyle w:val="VerbatimChar"/>
+        </w:rPr>
+        <w:t xml:space="preserve">service_levels</w:t>
+      </w:r>
+      <w:r>
+        <w:t xml:space="preserve"> </w:t>
+      </w:r>
+      <w:r>
+        <w:t xml:space="preserve">rule set). The lead is</w:t>
       </w:r>
       <w:r>
         <w:t xml:space="preserve"> </w:t>
@@ -2063,20 +2430,74 @@
         <w:pStyle w:val="Compact"/>
       </w:pPr>
       <w:r>
-        <w:t xml:space="preserve">Open</w:t>
-      </w:r>
-      <w:r>
-        <w:t xml:space="preserve"> </w:t>
-      </w:r>
-      <w:r>
-        <w:rPr>
-          <w:bCs/>
-          <w:b/>
-        </w:rPr>
-        <w:t xml:space="preserve">Data quality → Ingest batch</w:t>
-      </w:r>
-      <w:r>
-        <w:t xml:space="preserve">.</w:t>
+        <w:t xml:space="preserve">Submit the batch through the ingestion API,</w:t>
+      </w:r>
+      <w:r>
+        <w:t xml:space="preserve"> </w:t>
+      </w:r>
+      <w:r>
+        <w:rPr>
+          <w:rStyle w:val="VerbatimChar"/>
+        </w:rPr>
+        <w:t xml:space="preserve">POST /api/data/ingest</w:t>
+      </w:r>
+      <w:r>
+        <w:t xml:space="preserve"> </w:t>
+      </w:r>
+      <w:r>
+        <w:t xml:space="preserve">(permission</w:t>
+      </w:r>
+      <w:r>
+        <w:t xml:space="preserve"> </w:t>
+      </w:r>
+      <w:r>
+        <w:rPr>
+          <w:rStyle w:val="VerbatimChar"/>
+        </w:rPr>
+        <w:t xml:space="preserve">data:ingest</w:t>
+      </w:r>
+      <w:r>
+        <w:t xml:space="preserve">). The v1 console has no upload screen. Set the</w:t>
+      </w:r>
+      <w:r>
+        <w:t xml:space="preserve"> </w:t>
+      </w:r>
+      <w:r>
+        <w:rPr>
+          <w:bCs/>
+          <w:b/>
+        </w:rPr>
+        <w:t xml:space="preserve">source</w:t>
+      </w:r>
+      <w:r>
+        <w:t xml:space="preserve"> </w:t>
+      </w:r>
+      <w:r>
+        <w:t xml:space="preserve">name of each record (for example</w:t>
+      </w:r>
+      <w:r>
+        <w:t xml:space="preserve"> </w:t>
+      </w:r>
+      <w:r>
+        <w:rPr>
+          <w:rStyle w:val="VerbatimChar"/>
+        </w:rPr>
+        <w:t xml:space="preserve">partner_inspection_center</w:t>
+      </w:r>
+      <w:r>
+        <w:t xml:space="preserve">,</w:t>
+      </w:r>
+      <w:r>
+        <w:t xml:space="preserve"> </w:t>
+      </w:r>
+      <w:r>
+        <w:rPr>
+          <w:rStyle w:val="VerbatimChar"/>
+        </w:rPr>
+        <w:t xml:space="preserve">telesales_csv</w:t>
+      </w:r>
+      <w:r>
+        <w:t xml:space="preserve">): it drives source trust.</w:t>
       </w:r>
     </w:p>
     <w:p>
@@ -2088,124 +2509,47 @@
         <w:pStyle w:val="Compact"/>
       </w:pPr>
       <w:r>
-        <w:t xml:space="preserve">Enter the</w:t>
-      </w:r>
-      <w:r>
-        <w:t xml:space="preserve"> </w:t>
-      </w:r>
-      <w:r>
-        <w:rPr>
-          <w:bCs/>
-          <w:b/>
-        </w:rPr>
-        <w:t xml:space="preserve">Source</w:t>
-      </w:r>
-      <w:r>
-        <w:t xml:space="preserve"> </w:t>
-      </w:r>
-      <w:r>
-        <w:t xml:space="preserve">name (for example</w:t>
-      </w:r>
-      <w:r>
-        <w:t xml:space="preserve"> </w:t>
+        <w:t xml:space="preserve">Keep batches to</w:t>
+      </w:r>
+      <w:r>
+        <w:t xml:space="preserve"> </w:t>
+      </w:r>
+      <w:r>
+        <w:rPr>
+          <w:bCs/>
+          <w:b/>
+        </w:rPr>
+        <w:t xml:space="preserve">2,000 records or fewer</w:t>
+      </w:r>
+      <w:r>
+        <w:t xml:space="preserve">. The API accepts up to 5,000 records, but larger batches can exceed the 1 MiB request limit.</w:t>
+      </w:r>
+    </w:p>
+    <w:p>
+      <w:pPr>
+        <w:pStyle w:val="FirstParagraph"/>
+      </w:pPr>
+      <w:r>
+        <w:rPr>
+          <w:bCs/>
+          <w:b/>
+        </w:rPr>
+        <w:t xml:space="preserve">What you will see:</w:t>
+      </w:r>
+      <w:r>
+        <w:t xml:space="preserve"> </w:t>
+      </w:r>
+      <w:r>
+        <w:t xml:space="preserve">the batch ID (</w:t>
       </w:r>
       <w:r>
         <w:rPr>
           <w:rStyle w:val="VerbatimChar"/>
         </w:rPr>
-        <w:t xml:space="preserve">partner_inspection_center</w:t>
-      </w:r>
-      <w:r>
-        <w:t xml:space="preserve">,</w:t>
-      </w:r>
-      <w:r>
-        <w:t xml:space="preserve"> </w:t>
-      </w:r>
-      <w:r>
-        <w:rPr>
-          <w:rStyle w:val="VerbatimChar"/>
-        </w:rPr>
-        <w:t xml:space="preserve">telesales_csv</w:t>
-      </w:r>
-      <w:r>
-        <w:t xml:space="preserve">). This drives source trust.</w:t>
-      </w:r>
-    </w:p>
-    <w:p>
-      <w:pPr>
-        <w:numPr>
-          <w:ilvl w:val="0"/>
-          <w:numId w:val="1009"/>
-        </w:numPr>
-        <w:pStyle w:val="Compact"/>
-      </w:pPr>
-      <w:r>
-        <w:t xml:space="preserve">Upload or paste the records (up to</w:t>
-      </w:r>
-      <w:r>
-        <w:t xml:space="preserve"> </w:t>
-      </w:r>
-      <w:r>
-        <w:rPr>
-          <w:bCs/>
-          <w:b/>
-        </w:rPr>
-        <w:t xml:space="preserve">5,000 per batch</w:t>
-      </w:r>
-      <w:r>
-        <w:t xml:space="preserve">).</w:t>
-      </w:r>
-    </w:p>
-    <w:p>
-      <w:pPr>
-        <w:numPr>
-          <w:ilvl w:val="0"/>
-          <w:numId w:val="1009"/>
-        </w:numPr>
-        <w:pStyle w:val="Compact"/>
-      </w:pPr>
-      <w:r>
-        <w:t xml:space="preserve">Select</w:t>
-      </w:r>
-      <w:r>
-        <w:t xml:space="preserve"> </w:t>
-      </w:r>
-      <w:r>
-        <w:rPr>
-          <w:bCs/>
-          <w:b/>
-        </w:rPr>
-        <w:t xml:space="preserve">Ingest</w:t>
-      </w:r>
-      <w:r>
-        <w:t xml:space="preserve">.</w:t>
-      </w:r>
-    </w:p>
-    <w:p>
-      <w:pPr>
-        <w:pStyle w:val="FirstParagraph"/>
-      </w:pPr>
-      <w:r>
-        <w:rPr>
-          <w:bCs/>
-          <w:b/>
-        </w:rPr>
-        <w:t xml:space="preserve">What you will see:</w:t>
-      </w:r>
-      <w:r>
-        <w:t xml:space="preserve"> </w:t>
-      </w:r>
-      <w:r>
-        <w:t xml:space="preserve">batch ID (</w:t>
-      </w:r>
-      <w:r>
-        <w:rPr>
-          <w:rStyle w:val="VerbatimChar"/>
-        </w:rPr>
         <w:t xml:space="preserve">B-&lt;date&gt;-…</w:t>
       </w:r>
       <w:r>
-        <w:t xml:space="preserve">), records received, rejected (invalid plates), profiles touched and rebuilt, and new DQ issues. Affected leads are re-scored automatically.</w:t>
+        <w:t xml:space="preserve">), records received, the number rejected (invalid plates), profiles touched and rebuilt, and new DQ issues. Affected leads are re-scored automatically.</w:t>
       </w:r>
     </w:p>
     <w:p>
@@ -2268,12 +2612,14 @@
           <w:p>
             <w:pPr>
               <w:pStyle w:val="Compact"/>
+              <w:spacing w:before="20" w:after="20"/>
               <w:jc w:val="left"/>
             </w:pPr>
             <w:r>
               <w:rPr>
                 <w:b/>
                 <w:color w:val="FFFFFF"/>
+                <w:sz w:val="18"/>
               </w:rPr>
               <w:t xml:space="preserve">KPI</w:t>
             </w:r>
@@ -2286,12 +2632,14 @@
           <w:p>
             <w:pPr>
               <w:pStyle w:val="Compact"/>
+              <w:spacing w:before="20" w:after="20"/>
               <w:jc w:val="left"/>
             </w:pPr>
             <w:r>
               <w:rPr>
                 <w:b/>
                 <w:color w:val="FFFFFF"/>
+                <w:sz w:val="18"/>
               </w:rPr>
               <w:t xml:space="preserve">Target</w:t>
             </w:r>
@@ -2304,9 +2652,13 @@
           <w:p>
             <w:pPr>
               <w:pStyle w:val="Compact"/>
-              <w:jc w:val="left"/>
-            </w:pPr>
-            <w:r>
+              <w:spacing w:before="20" w:after="20"/>
+              <w:jc w:val="left"/>
+            </w:pPr>
+            <w:r>
+              <w:rPr>
+                <w:sz w:val="18"/>
+              </w:rPr>
               <w:t xml:space="preserve">Profiles with usable expiry (confidence ≥ 0.5)</w:t>
             </w:r>
           </w:p>
@@ -2316,9 +2668,13 @@
           <w:p>
             <w:pPr>
               <w:pStyle w:val="Compact"/>
-              <w:jc w:val="left"/>
-            </w:pPr>
-            <w:r>
+              <w:spacing w:before="20" w:after="20"/>
+              <w:jc w:val="left"/>
+            </w:pPr>
+            <w:r>
+              <w:rPr>
+                <w:sz w:val="18"/>
+              </w:rPr>
               <w:t xml:space="preserve">Rising every month. ≥ 50 % of the base at scale.</w:t>
             </w:r>
           </w:p>
@@ -2330,9 +2686,13 @@
           <w:p>
             <w:pPr>
               <w:pStyle w:val="Compact"/>
-              <w:jc w:val="left"/>
-            </w:pPr>
-            <w:r>
+              <w:spacing w:before="20" w:after="20"/>
+              <w:jc w:val="left"/>
+            </w:pPr>
+            <w:r>
+              <w:rPr>
+                <w:sz w:val="18"/>
+              </w:rPr>
               <w:t xml:space="preserve">Open DQ issues older than 5 business days</w:t>
             </w:r>
           </w:p>
@@ -2342,9 +2702,13 @@
           <w:p>
             <w:pPr>
               <w:pStyle w:val="Compact"/>
-              <w:jc w:val="left"/>
-            </w:pPr>
-            <w:r>
+              <w:spacing w:before="20" w:after="20"/>
+              <w:jc w:val="left"/>
+            </w:pPr>
+            <w:r>
+              <w:rPr>
+                <w:sz w:val="18"/>
+              </w:rPr>
               <w:t xml:space="preserve">≤ 10 %</w:t>
             </w:r>
           </w:p>
@@ -2356,33 +2720,51 @@
           <w:p>
             <w:pPr>
               <w:pStyle w:val="Compact"/>
+              <w:spacing w:before="20" w:after="20"/>
               <w:jc w:val="left"/>
             </w:pPr>
             <w:r>
               <w:rPr>
                 <w:rStyle w:val="VerbatimChar"/>
+                <w:sz w:val="18"/>
               </w:rPr>
               <w:t xml:space="preserve">wrong_person</w:t>
             </w:r>
             <w:r>
+              <w:rPr>
+                <w:sz w:val="18"/>
+              </w:rPr>
               <w:t xml:space="preserve"> </w:t>
             </w:r>
             <w:r>
+              <w:rPr>
+                <w:sz w:val="18"/>
+              </w:rPr>
               <w:t xml:space="preserve">+</w:t>
             </w:r>
             <w:r>
+              <w:rPr>
+                <w:sz w:val="18"/>
+              </w:rPr>
               <w:t xml:space="preserve"> </w:t>
             </w:r>
             <w:r>
               <w:rPr>
                 <w:rStyle w:val="VerbatimChar"/>
+                <w:sz w:val="18"/>
               </w:rPr>
               <w:t xml:space="preserve">plate_mismatch</w:t>
             </w:r>
             <w:r>
+              <w:rPr>
+                <w:sz w:val="18"/>
+              </w:rPr>
               <w:t xml:space="preserve"> </w:t>
             </w:r>
             <w:r>
+              <w:rPr>
+                <w:sz w:val="18"/>
+              </w:rPr>
               <w:t xml:space="preserve">per 100 voice calls</w:t>
             </w:r>
           </w:p>
@@ -2392,9 +2774,13 @@
           <w:p>
             <w:pPr>
               <w:pStyle w:val="Compact"/>
-              <w:jc w:val="left"/>
-            </w:pPr>
-            <w:r>
+              <w:spacing w:before="20" w:after="20"/>
+              <w:jc w:val="left"/>
+            </w:pPr>
+            <w:r>
+              <w:rPr>
+                <w:sz w:val="18"/>
+              </w:rPr>
               <w:t xml:space="preserve">Falling trend</w:t>
             </w:r>
           </w:p>
@@ -2406,9 +2792,13 @@
           <w:p>
             <w:pPr>
               <w:pStyle w:val="Compact"/>
-              <w:jc w:val="left"/>
-            </w:pPr>
-            <w:r>
+              <w:spacing w:before="20" w:after="20"/>
+              <w:jc w:val="left"/>
+            </w:pPr>
+            <w:r>
+              <w:rPr>
+                <w:sz w:val="18"/>
+              </w:rPr>
               <w:t xml:space="preserve">Corrections with evidence notes</w:t>
             </w:r>
           </w:p>
@@ -2418,9 +2808,13 @@
           <w:p>
             <w:pPr>
               <w:pStyle w:val="Compact"/>
-              <w:jc w:val="left"/>
-            </w:pPr>
-            <w:r>
+              <w:spacing w:before="20" w:after="20"/>
+              <w:jc w:val="left"/>
+            </w:pPr>
+            <w:r>
+              <w:rPr>
+                <w:sz w:val="18"/>
+              </w:rPr>
               <w:t xml:space="preserve">100 %</w:t>
             </w:r>
           </w:p>
@@ -2460,12 +2854,14 @@
           <w:p>
             <w:pPr>
               <w:pStyle w:val="Compact"/>
+              <w:spacing w:before="20" w:after="20"/>
               <w:jc w:val="left"/>
             </w:pPr>
             <w:r>
               <w:rPr>
                 <w:b/>
                 <w:color w:val="FFFFFF"/>
+                <w:sz w:val="18"/>
               </w:rPr>
               <w:t xml:space="preserve">Problem</w:t>
             </w:r>
@@ -2478,12 +2874,14 @@
           <w:p>
             <w:pPr>
               <w:pStyle w:val="Compact"/>
+              <w:spacing w:before="20" w:after="20"/>
               <w:jc w:val="left"/>
             </w:pPr>
             <w:r>
               <w:rPr>
                 <w:b/>
                 <w:color w:val="FFFFFF"/>
+                <w:sz w:val="18"/>
               </w:rPr>
               <w:t xml:space="preserve">Fix</w:t>
             </w:r>
@@ -2496,9 +2894,13 @@
           <w:p>
             <w:pPr>
               <w:pStyle w:val="Compact"/>
-              <w:jc w:val="left"/>
-            </w:pPr>
-            <w:r>
+              <w:spacing w:before="20" w:after="20"/>
+              <w:jc w:val="left"/>
+            </w:pPr>
+            <w:r>
+              <w:rPr>
+                <w:sz w:val="18"/>
+              </w:rPr>
               <w:t xml:space="preserve">"records[3].recordId required"</w:t>
             </w:r>
           </w:p>
@@ -2508,17 +2910,25 @@
           <w:p>
             <w:pPr>
               <w:pStyle w:val="Compact"/>
-              <w:jc w:val="left"/>
-            </w:pPr>
-            <w:r>
+              <w:spacing w:before="20" w:after="20"/>
+              <w:jc w:val="left"/>
+            </w:pPr>
+            <w:r>
+              <w:rPr>
+                <w:sz w:val="18"/>
+              </w:rPr>
               <w:t xml:space="preserve">Every record needs a string</w:t>
             </w:r>
             <w:r>
+              <w:rPr>
+                <w:sz w:val="18"/>
+              </w:rPr>
               <w:t xml:space="preserve"> </w:t>
             </w:r>
             <w:r>
               <w:rPr>
                 <w:rStyle w:val="VerbatimChar"/>
+                <w:sz w:val="18"/>
               </w:rPr>
               <w:t xml:space="preserve">recordId</w:t>
             </w:r>
@@ -2531,10 +2941,14 @@
           <w:p>
             <w:pPr>
               <w:pStyle w:val="Compact"/>
-              <w:jc w:val="left"/>
-            </w:pPr>
-            <w:r>
-              <w:t xml:space="preserve">"Ingest a batch of source records (≤ 5,000)" error on size</w:t>
+              <w:spacing w:before="20" w:after="20"/>
+              <w:jc w:val="left"/>
+            </w:pPr>
+            <w:r>
+              <w:rPr>
+                <w:sz w:val="18"/>
+              </w:rPr>
+              <w:t xml:space="preserve">Error on batch size, or HTTP 413</w:t>
             </w:r>
           </w:p>
         </w:tc>
@@ -2543,10 +2957,14 @@
           <w:p>
             <w:pPr>
               <w:pStyle w:val="Compact"/>
-              <w:jc w:val="left"/>
-            </w:pPr>
-            <w:r>
-              <w:t xml:space="preserve">Split into smaller batches</w:t>
+              <w:spacing w:before="20" w:after="20"/>
+              <w:jc w:val="left"/>
+            </w:pPr>
+            <w:r>
+              <w:rPr>
+                <w:sz w:val="18"/>
+              </w:rPr>
+              <w:t xml:space="preserve">Split into batches of 2,000 records or fewer</w:t>
             </w:r>
           </w:p>
         </w:tc>
@@ -2557,24 +2975,38 @@
           <w:p>
             <w:pPr>
               <w:pStyle w:val="Compact"/>
-              <w:jc w:val="left"/>
-            </w:pPr>
-            <w:r>
+              <w:spacing w:before="20" w:after="20"/>
+              <w:jc w:val="left"/>
+            </w:pPr>
+            <w:r>
+              <w:rPr>
+                <w:sz w:val="18"/>
+              </w:rPr>
               <w:t xml:space="preserve">Many</w:t>
             </w:r>
             <w:r>
+              <w:rPr>
+                <w:sz w:val="18"/>
+              </w:rPr>
               <w:t xml:space="preserve"> </w:t>
             </w:r>
             <w:r>
               <w:rPr>
                 <w:rStyle w:val="VerbatimChar"/>
+                <w:sz w:val="18"/>
               </w:rPr>
               <w:t xml:space="preserve">invalid_plate</w:t>
             </w:r>
             <w:r>
+              <w:rPr>
+                <w:sz w:val="18"/>
+              </w:rPr>
               <w:t xml:space="preserve"> </w:t>
             </w:r>
             <w:r>
+              <w:rPr>
+                <w:sz w:val="18"/>
+              </w:rPr>
               <w:t xml:space="preserve">issues from one source</w:t>
             </w:r>
           </w:p>
@@ -2584,9 +3016,13 @@
           <w:p>
             <w:pPr>
               <w:pStyle w:val="Compact"/>
-              <w:jc w:val="left"/>
-            </w:pPr>
-            <w:r>
+              <w:spacing w:before="20" w:after="20"/>
+              <w:jc w:val="left"/>
+            </w:pPr>
+            <w:r>
+              <w:rPr>
+                <w:sz w:val="18"/>
+              </w:rPr>
               <w:t xml:space="preserve">Check the source's plate format and province codes. Feed back to the provider.</w:t>
             </w:r>
           </w:p>
@@ -2598,9 +3034,13 @@
           <w:p>
             <w:pPr>
               <w:pStyle w:val="Compact"/>
-              <w:jc w:val="left"/>
-            </w:pPr>
-            <w:r>
+              <w:spacing w:before="20" w:after="20"/>
+              <w:jc w:val="left"/>
+            </w:pPr>
+            <w:r>
+              <w:rPr>
+                <w:sz w:val="18"/>
+              </w:rPr>
               <w:t xml:space="preserve">Correction "not found"</w:t>
             </w:r>
           </w:p>
@@ -2610,9 +3050,13 @@
           <w:p>
             <w:pPr>
               <w:pStyle w:val="Compact"/>
-              <w:jc w:val="left"/>
-            </w:pPr>
-            <w:r>
+              <w:spacing w:before="20" w:after="20"/>
+              <w:jc w:val="left"/>
+            </w:pPr>
+            <w:r>
+              <w:rPr>
+                <w:sz w:val="18"/>
+              </w:rPr>
               <w:t xml:space="preserve">The customer may have been anonymised (DSAR erasure)</w:t>
             </w:r>
           </w:p>
@@ -2624,9 +3068,13 @@
           <w:p>
             <w:pPr>
               <w:pStyle w:val="Compact"/>
-              <w:jc w:val="left"/>
-            </w:pPr>
-            <w:r>
+              <w:spacing w:before="20" w:after="20"/>
+              <w:jc w:val="left"/>
+            </w:pPr>
+            <w:r>
+              <w:rPr>
+                <w:sz w:val="18"/>
+              </w:rPr>
               <w:t xml:space="preserve">My correction was overwritten</w:t>
             </w:r>
           </w:p>
@@ -2636,9 +3084,13 @@
           <w:p>
             <w:pPr>
               <w:pStyle w:val="Compact"/>
-              <w:jc w:val="left"/>
-            </w:pPr>
-            <w:r>
+              <w:spacing w:before="20" w:after="20"/>
+              <w:jc w:val="left"/>
+            </w:pPr>
+            <w:r>
+              <w:rPr>
+                <w:sz w:val="18"/>
+              </w:rPr>
               <w:t xml:space="preserve">Only a more trusted, more confident source (for example a TASCO-issued policy) can override it. Check lineage.</w:t>
             </w:r>
           </w:p>
@@ -2705,7 +3157,7 @@
     </w:pPr>
     <w:r>
       <w:rPr>
-        <w:rFonts w:ascii="Arial" w:hAnsi="Arial"/>
+        <w:rFonts w:ascii="Calibri" w:hAnsi="Calibri"/>
         <w:sz w:val="16"/>
       </w:rPr>
       <w:t xml:space="preserve">Prepared by iorta TechNXT · Confidential · Page </w:t>
@@ -2750,7 +3202,7 @@
     </w:pPr>
     <w:r>
       <w:rPr>
-        <w:rFonts w:ascii="Arial" w:hAnsi="Arial"/>
+        <w:rFonts w:ascii="Calibri" w:hAnsi="Calibri"/>
         <w:color w:val="213368"/>
         <w:sz w:val="16"/>
       </w:rPr>
@@ -3328,9 +3780,9 @@
     <w:name w:val="Normal"/>
     <w:qFormat/>
     <w:rPr>
-      <w:rFonts w:ascii="Arial" w:cs="Arial" w:eastAsia="Arial" w:hAnsi="Arial"/>
+      <w:rFonts w:ascii="Calibri" w:cs="Calibri" w:eastAsia="Calibri" w:hAnsi="Calibri"/>
       <w:color w:val="121A33"/>
-      <w:sz w:val="21"/>
+      <w:sz w:val="22"/>
     </w:rPr>
   </w:style>
   <w:style w:styleId="BodyText" w:type="paragraph">
@@ -3342,9 +3794,9 @@
     </w:pPr>
     <w:qFormat/>
     <w:rPr>
-      <w:rFonts w:ascii="Arial" w:cs="Arial" w:eastAsia="Arial" w:hAnsi="Arial"/>
+      <w:rFonts w:ascii="Calibri" w:cs="Calibri" w:eastAsia="Calibri" w:hAnsi="Calibri"/>
       <w:color w:val="121A33"/>
-      <w:sz w:val="21"/>
+      <w:sz w:val="22"/>
     </w:rPr>
   </w:style>
   <w:style w:customStyle="1" w:styleId="FirstParagraph" w:type="paragraph">
@@ -3353,9 +3805,9 @@
     <w:next w:val="BodyText"/>
     <w:qFormat/>
     <w:rPr>
-      <w:rFonts w:ascii="Arial" w:cs="Arial" w:eastAsia="Arial" w:hAnsi="Arial"/>
+      <w:rFonts w:ascii="Calibri" w:cs="Calibri" w:eastAsia="Calibri" w:hAnsi="Calibri"/>
       <w:color w:val="121A33"/>
-      <w:sz w:val="21"/>
+      <w:sz w:val="22"/>
     </w:rPr>
   </w:style>
   <w:style w:customStyle="1" w:styleId="Compact" w:type="paragraph">
@@ -3366,9 +3818,9 @@
       <w:spacing w:after="36" w:before="36"/>
     </w:pPr>
     <w:rPr>
-      <w:rFonts w:ascii="Arial" w:cs="Arial" w:eastAsia="Arial" w:hAnsi="Arial"/>
+      <w:rFonts w:ascii="Calibri" w:cs="Calibri" w:eastAsia="Calibri" w:hAnsi="Calibri"/>
       <w:color w:val="121A33"/>
-      <w:sz w:val="21"/>
+      <w:sz w:val="22"/>
     </w:rPr>
   </w:style>
   <w:style w:styleId="Title" w:type="paragraph">
@@ -3383,11 +3835,11 @@
       <w:jc w:val="center"/>
     </w:pPr>
     <w:rPr>
-      <w:rFonts w:ascii="Arial" w:asciiTheme="majorHAnsi" w:cs="Arial" w:cstheme="majorBidi" w:eastAsia="Arial" w:eastAsiaTheme="majorEastAsia" w:hAnsi="Arial" w:hAnsiTheme="majorHAnsi"/>
+      <w:rFonts w:ascii="Calibri" w:asciiTheme="majorHAnsi" w:cs="Calibri" w:cstheme="majorBidi" w:eastAsia="Calibri" w:eastAsiaTheme="majorEastAsia" w:hAnsi="Calibri" w:hAnsiTheme="majorHAnsi"/>
       <w:b/>
       <w:bCs/>
       <w:color w:val="213368"/>
-      <w:sz w:val="48"/>
+      <w:sz w:val="52"/>
       <w:szCs w:val="36"/>
     </w:rPr>
   </w:style>
@@ -3403,7 +3855,7 @@
       <w:jc w:val="center"/>
     </w:pPr>
     <w:rPr>
-      <w:rFonts w:ascii="Arial" w:cs="Arial" w:eastAsia="Arial" w:hAnsi="Arial"/>
+      <w:rFonts w:ascii="Calibri" w:cs="Calibri" w:eastAsia="Calibri" w:hAnsi="Calibri"/>
       <w:b w:val="0"/>
       <w:color w:val="0B6B66"/>
       <w:sz w:val="26"/>
@@ -3672,9 +4124,9 @@
       <w:ind w:firstLine="0" w:left="480" w:right="480"/>
     </w:pPr>
     <w:rPr>
-      <w:rFonts w:ascii="Arial" w:cs="Arial" w:eastAsia="Arial" w:hAnsi="Arial"/>
+      <w:rFonts w:ascii="Calibri" w:cs="Calibri" w:eastAsia="Calibri" w:hAnsi="Calibri"/>
       <w:color w:val="121A33"/>
-      <w:sz w:val="21"/>
+      <w:sz w:val="22"/>
     </w:rPr>
   </w:style>
   <w:style w:styleId="FootnoteText" w:type="paragraph">
@@ -3697,7 +4149,7 @@
     <w:unhideWhenUsed/>
     <w:qFormat/>
     <w:rPr>
-      <w:rFonts w:ascii="Arial" w:cs="Arial" w:eastAsia="Arial" w:hAnsi="Arial"/>
+      <w:rFonts w:ascii="Calibri" w:cs="Calibri" w:eastAsia="Calibri" w:hAnsi="Calibri"/>
       <w:sz w:val="18"/>
     </w:rPr>
     <w:tblPr>
@@ -3793,7 +4245,8 @@
     <w:basedOn w:val="BodyTextChar"/>
     <w:rPr>
       <w:rFonts w:ascii="Consolas" w:cs="Consolas" w:eastAsia="Consolas" w:hAnsi="Consolas"/>
-      <w:sz w:val="17"/>
+      <w:color w:val="2A3A6E"/>
+      <w:sz w:val="18"/>
     </w:rPr>
   </w:style>
   <w:style w:customStyle="1" w:styleId="SectionNumber" w:type="character">
